--- a/UC - Modelo de Caso de Uso.docx
+++ b/UC - Modelo de Caso de Uso.docx
@@ -124,13 +124,7 @@
               <w:jc w:val="right"/>
             </w:pPr>
             <w:r>
-              <w:t>18</w:t>
-            </w:r>
-            <w:r>
-              <w:t>/06</w:t>
-            </w:r>
-            <w:r>
-              <w:t>/2020</w:t>
+              <w:t>18/06/2020</w:t>
             </w:r>
           </w:p>
         </w:tc>
@@ -148,11 +142,23 @@
           <w:p>
             <w:pPr>
               <w:pStyle w:val="LO-normal"/>
+              <w:tabs>
+                <w:tab w:val="left" w:pos="3315"/>
+              </w:tabs>
               <w:spacing w:after="0" w:line="240" w:lineRule="auto"/>
               <w:ind w:left="34"/>
             </w:pPr>
             <w:r>
               <w:t>Criação do Documento</w:t>
+            </w:r>
+            <w:r>
+              <w:t xml:space="preserve"> e alteração da descrição geral</w:t>
+            </w:r>
+            <w:r>
+              <w:t xml:space="preserve"> (use case)</w:t>
+            </w:r>
+            <w:r>
+              <w:t>.</w:t>
             </w:r>
           </w:p>
         </w:tc>
@@ -267,10 +273,22 @@
         <w:jc w:val="both"/>
       </w:pPr>
       <w:r>
-        <w:t xml:space="preserve">Este caso de Uso tem como objetivo permitir ao usuário manter (CRUD) o </w:t>
-      </w:r>
-      <w:r>
-        <w:t>Valor do indicador, este valor é o resultado da análise de todas as informações que fazem parte de um indicador.</w:t>
+        <w:t xml:space="preserve">Este caso de Uso tem como objetivo permitir ao </w:t>
+      </w:r>
+      <w:r>
+        <w:t xml:space="preserve">Administrador </w:t>
+      </w:r>
+      <w:r>
+        <w:t xml:space="preserve">do Sistema </w:t>
+      </w:r>
+      <w:r>
+        <w:t xml:space="preserve">manter (CRUD) o </w:t>
+      </w:r>
+      <w:r>
+        <w:t>Cliente</w:t>
+      </w:r>
+      <w:r>
+        <w:t>.</w:t>
       </w:r>
     </w:p>
     <w:p>
@@ -280,22 +298,11 @@
         <w:jc w:val="both"/>
       </w:pPr>
       <w:r>
-        <w:rPr>
-          <w:noProof/>
-        </w:rPr>
         <w:drawing>
-          <wp:anchor distT="0" distB="0" distL="0" distR="0" simplePos="0" relativeHeight="5" behindDoc="0" locked="0" layoutInCell="1" allowOverlap="1" wp14:anchorId="2F19E4B8" wp14:editId="0F683333">
-            <wp:simplePos x="0" y="0"/>
-            <wp:positionH relativeFrom="column">
-              <wp:align>center</wp:align>
-            </wp:positionH>
-            <wp:positionV relativeFrom="paragraph">
-              <wp:posOffset>635</wp:posOffset>
-            </wp:positionV>
-            <wp:extent cx="6480810" cy="4133850"/>
-            <wp:effectExtent l="0" t="0" r="0" b="0"/>
-            <wp:wrapSquare wrapText="largest"/>
-            <wp:docPr id="1" name="Figura1"/>
+          <wp:inline distT="0" distB="0" distL="0" distR="0" wp14:anchorId="0DC69EA9" wp14:editId="5DA67FE2">
+            <wp:extent cx="6480810" cy="3611245"/>
+            <wp:effectExtent l="0" t="0" r="0" b="8255"/>
+            <wp:docPr id="1" name="Imagem 1"/>
             <wp:cNvGraphicFramePr>
               <a:graphicFrameLocks xmlns:a="http://schemas.openxmlformats.org/drawingml/2006/main" noChangeAspect="1"/>
             </wp:cNvGraphicFramePr>
@@ -303,10 +310,8 @@
               <a:graphicData uri="http://schemas.openxmlformats.org/drawingml/2006/picture">
                 <pic:pic xmlns:pic="http://schemas.openxmlformats.org/drawingml/2006/picture">
                   <pic:nvPicPr>
-                    <pic:cNvPr id="1" name="Figura1"/>
-                    <pic:cNvPicPr>
-                      <a:picLocks noChangeAspect="1" noChangeArrowheads="1"/>
-                    </pic:cNvPicPr>
+                    <pic:cNvPr id="1" name=""/>
+                    <pic:cNvPicPr/>
                   </pic:nvPicPr>
                   <pic:blipFill>
                     <a:blip r:embed="rId6"/>
@@ -314,10 +319,10 @@
                       <a:fillRect/>
                     </a:stretch>
                   </pic:blipFill>
-                  <pic:spPr bwMode="auto">
+                  <pic:spPr>
                     <a:xfrm>
                       <a:off x="0" y="0"/>
-                      <a:ext cx="6480810" cy="4133850"/>
+                      <a:ext cx="6480810" cy="3611245"/>
                     </a:xfrm>
                     <a:prstGeom prst="rect">
                       <a:avLst/>
@@ -326,7 +331,7 @@
                 </pic:pic>
               </a:graphicData>
             </a:graphic>
-          </wp:anchor>
+          </wp:inline>
         </w:drawing>
       </w:r>
     </w:p>
@@ -347,16 +352,10 @@
       <w:pPr>
         <w:pStyle w:val="LO-normal"/>
         <w:ind w:left="0"/>
-        <w:jc w:val="both"/>
-      </w:pPr>
-      <w:r>
-        <w:t>Servidor SES</w:t>
-      </w:r>
-    </w:p>
-    <w:p>
-      <w:pPr>
-        <w:pStyle w:val="LO-normal"/>
-      </w:pPr>
+      </w:pPr>
+      <w:r>
+        <w:t>Cliente</w:t>
+      </w:r>
     </w:p>
     <w:p>
       <w:pPr>
@@ -423,10 +422,7 @@
         <w:spacing w:after="0" w:line="240" w:lineRule="auto"/>
       </w:pPr>
       <w:r>
-        <w:t xml:space="preserve">Usuário </w:t>
-      </w:r>
-      <w:r>
-        <w:t>deseja incluir novo valor para uma competência de um indicador</w:t>
+        <w:t>Usuário deseja incluir novo valor para uma competência de um indicador</w:t>
       </w:r>
     </w:p>
     <w:p>
@@ -454,45 +450,45 @@
         <w:spacing w:after="0" w:line="240" w:lineRule="auto"/>
       </w:pPr>
       <w:r>
+        <w:t>Usuário confirma ação de inclusão</w:t>
+      </w:r>
+    </w:p>
+    <w:p>
+      <w:pPr>
+        <w:pStyle w:val="LO-normal"/>
+        <w:numPr>
+          <w:ilvl w:val="0"/>
+          <w:numId w:val="10"/>
+        </w:numPr>
+        <w:spacing w:after="0" w:line="240" w:lineRule="auto"/>
+      </w:pPr>
+      <w:r>
+        <w:t>Sistema retorna mensagem de sucesso</w:t>
+      </w:r>
+    </w:p>
+    <w:p>
+      <w:pPr>
+        <w:pStyle w:val="LO-normal"/>
+        <w:numPr>
+          <w:ilvl w:val="0"/>
+          <w:numId w:val="10"/>
+        </w:numPr>
+        <w:spacing w:after="0" w:line="240" w:lineRule="auto"/>
+      </w:pPr>
+      <w:r>
+        <w:t>fim</w:t>
+      </w:r>
+    </w:p>
+    <w:p>
+      <w:pPr>
+        <w:pStyle w:val="LO-normal"/>
+        <w:ind w:left="0"/>
+      </w:pPr>
+      <w:r>
+        <w:rPr>
+          <w:noProof/>
+        </w:rPr>
         <w:lastRenderedPageBreak/>
-        <w:t>Usuário confirma ação de inclusão</w:t>
-      </w:r>
-    </w:p>
-    <w:p>
-      <w:pPr>
-        <w:pStyle w:val="LO-normal"/>
-        <w:numPr>
-          <w:ilvl w:val="0"/>
-          <w:numId w:val="10"/>
-        </w:numPr>
-        <w:spacing w:after="0" w:line="240" w:lineRule="auto"/>
-      </w:pPr>
-      <w:r>
-        <w:t>Sistema retorna mensagem de sucesso</w:t>
-      </w:r>
-    </w:p>
-    <w:p>
-      <w:pPr>
-        <w:pStyle w:val="LO-normal"/>
-        <w:numPr>
-          <w:ilvl w:val="0"/>
-          <w:numId w:val="10"/>
-        </w:numPr>
-        <w:spacing w:after="0" w:line="240" w:lineRule="auto"/>
-      </w:pPr>
-      <w:r>
-        <w:t>fim</w:t>
-      </w:r>
-    </w:p>
-    <w:p>
-      <w:pPr>
-        <w:pStyle w:val="LO-normal"/>
-        <w:ind w:left="0"/>
-      </w:pPr>
-      <w:r>
-        <w:rPr>
-          <w:noProof/>
-        </w:rPr>
         <w:drawing>
           <wp:inline distT="0" distB="0" distL="0" distR="0" wp14:anchorId="2B80E287" wp14:editId="0A7F14F6">
             <wp:extent cx="6482715" cy="6883400"/>
@@ -565,10 +561,7 @@
         <w:ind w:left="0"/>
       </w:pPr>
       <w:r>
-        <w:t xml:space="preserve">B) Fluxo Incluir </w:t>
-      </w:r>
-      <w:r>
-        <w:t>- Passo A.3</w:t>
+        <w:t>B) Fluxo Incluir - Passo A.3</w:t>
       </w:r>
     </w:p>
     <w:p>
@@ -663,7 +656,6 @@
         <w:spacing w:after="0" w:line="240" w:lineRule="auto"/>
       </w:pPr>
       <w:r>
-        <w:lastRenderedPageBreak/>
         <w:t>Sistema exibe os dados</w:t>
       </w:r>
     </w:p>
@@ -690,6 +682,7 @@
         <w:rPr>
           <w:noProof/>
         </w:rPr>
+        <w:lastRenderedPageBreak/>
         <w:drawing>
           <wp:inline distT="0" distB="0" distL="0" distR="0" wp14:anchorId="4853D285" wp14:editId="52C01826">
             <wp:extent cx="6482715" cy="6477000"/>
@@ -782,13 +775,7 @@
         <w:rPr>
           <w:color w:val="000000"/>
         </w:rPr>
-        <w:t xml:space="preserve">Usuário seleciona uma competência do </w:t>
-      </w:r>
-      <w:r>
-        <w:rPr>
-          <w:color w:val="000000"/>
-        </w:rPr>
-        <w:t>indicador</w:t>
+        <w:t>Usuário seleciona uma competência do indicador</w:t>
       </w:r>
     </w:p>
     <w:p>
@@ -883,13 +870,7 @@
         <w:rPr>
           <w:color w:val="000000"/>
         </w:rPr>
-        <w:t xml:space="preserve">Sistema grava log de </w:t>
-      </w:r>
-      <w:r>
-        <w:rPr>
-          <w:color w:val="000000"/>
-        </w:rPr>
-        <w:t>alteração (RN5)</w:t>
+        <w:t>Sistema grava log de alteração (RN5)</w:t>
       </w:r>
       <w:r>
         <w:rPr>
@@ -1177,10 +1158,7 @@
       <w:bookmarkEnd w:id="2"/>
       <w:r>
         <w:lastRenderedPageBreak/>
-        <w:t>Flu</w:t>
-      </w:r>
-      <w:r>
-        <w:t>xos de Exceção</w:t>
+        <w:t>Fluxos de Exceção</w:t>
       </w:r>
     </w:p>
     <w:p>
@@ -1272,10 +1250,7 @@
         <w:spacing w:after="0" w:line="240" w:lineRule="auto"/>
       </w:pPr>
       <w:r>
-        <w:t>Sis</w:t>
-      </w:r>
-      <w:r>
-        <w:t>tema mostra mensagem “O grupo do usuário não possui indicadores para incluir.”</w:t>
+        <w:t>Sistema mostra mensagem “O grupo do usuário não possui indicadores para incluir.”</w:t>
       </w:r>
     </w:p>
     <w:p>
@@ -1360,10 +1335,7 @@
         <w:ind w:left="0"/>
       </w:pPr>
       <w:r>
-        <w:t xml:space="preserve">I) </w:t>
-      </w:r>
-      <w:r>
-        <w:t>Fluxo Alterar - Passo B.2</w:t>
+        <w:t>I) Fluxo Alterar - Passo B.2</w:t>
       </w:r>
     </w:p>
     <w:p>
@@ -1445,10 +1417,7 @@
         <w:shd w:val="clear" w:color="auto" w:fill="F2F2F2"/>
       </w:pPr>
       <w:r>
-        <w:t>Detalha</w:t>
-      </w:r>
-      <w:r>
-        <w:t>mento Técnico</w:t>
+        <w:t>Detalhamento Técnico</w:t>
       </w:r>
     </w:p>
     <w:p>
@@ -1527,13 +1496,7 @@
         <w:rPr>
           <w:color w:val="000000"/>
         </w:rPr>
-        <w:t>O sistema deve permitir a inclusão dos valores do</w:t>
-      </w:r>
-      <w:r>
-        <w:rPr>
-          <w:color w:val="000000"/>
-        </w:rPr>
-        <w:t>s indicadores pela tela do sistema ou por processamento automático, ver abaixo:</w:t>
+        <w:t>O sistema deve permitir a inclusão dos valores dos indicadores pela tela do sistema ou por processamento automático, ver abaixo:</w:t>
       </w:r>
     </w:p>
     <w:p>
@@ -1570,13 +1533,7 @@
         <w:rPr>
           <w:color w:val="000000"/>
         </w:rPr>
-        <w:t>Sistema inicia leitura das planilhas dos indicadores conforme RN4, para cada planilha executa</w:t>
-      </w:r>
-      <w:r>
-        <w:rPr>
-          <w:color w:val="000000"/>
-        </w:rPr>
-        <w:t xml:space="preserve"> os passos abaixo:</w:t>
+        <w:t>Sistema inicia leitura das planilhas dos indicadores conforme RN4, para cada planilha executa os passos abaixo:</w:t>
       </w:r>
     </w:p>
     <w:p>
@@ -1653,13 +1610,7 @@
         <w:rPr>
           <w:color w:val="000000"/>
         </w:rPr>
-        <w:t xml:space="preserve">Prosseguir para o </w:t>
-      </w:r>
-      <w:r>
-        <w:rPr>
-          <w:color w:val="000000"/>
-        </w:rPr>
-        <w:t>processamento de próxima planilha</w:t>
+        <w:t>Prosseguir para o processamento de próxima planilha</w:t>
       </w:r>
     </w:p>
     <w:p>
@@ -1716,13 +1667,7 @@
         <w:rPr>
           <w:color w:val="000000"/>
         </w:rPr>
-        <w:t>registra mensagem de log de erro na tabela de erro do sistema com o indicador que apresentou</w:t>
-      </w:r>
-      <w:r>
-        <w:rPr>
-          <w:color w:val="000000"/>
-        </w:rPr>
-        <w:t xml:space="preserve"> problema</w:t>
+        <w:t>registra mensagem de log de erro na tabela de erro do sistema com o indicador que apresentou problema</w:t>
       </w:r>
     </w:p>
     <w:p>

--- a/UC - Modelo de Caso de Uso.docx
+++ b/UC - Modelo de Caso de Uso.docx
@@ -1,6 +1,6 @@
 
 <file path=word/document.xml><?xml version="1.0" encoding="utf-8"?>
-<w:document xmlns:wpc="http://schemas.microsoft.com/office/word/2010/wordprocessingCanvas" xmlns:cx="http://schemas.microsoft.com/office/drawing/2014/chartex" xmlns:cx1="http://schemas.microsoft.com/office/drawing/2015/9/8/chartex" xmlns:cx2="http://schemas.microsoft.com/office/drawing/2015/10/21/chartex" xmlns:cx3="http://schemas.microsoft.com/office/drawing/2016/5/9/chartex" xmlns:cx4="http://schemas.microsoft.com/office/drawing/2016/5/10/chartex" xmlns:cx5="http://schemas.microsoft.com/office/drawing/2016/5/11/chartex" xmlns:cx6="http://schemas.microsoft.com/office/drawing/2016/5/12/chartex" xmlns:cx7="http://schemas.microsoft.com/office/drawing/2016/5/13/chartex" xmlns:cx8="http://schemas.microsoft.com/office/drawing/2016/5/14/chartex" xmlns:mc="http://schemas.openxmlformats.org/markup-compatibility/2006" xmlns:aink="http://schemas.microsoft.com/office/drawing/2016/ink" xmlns:am3d="http://schemas.microsoft.com/office/drawing/2017/model3d" xmlns:o="urn:schemas-microsoft-com:office:office" xmlns:r="http://schemas.openxmlformats.org/officeDocument/2006/relationships" xmlns:m="http://schemas.openxmlformats.org/officeDocument/2006/math" xmlns:v="urn:schemas-microsoft-com:vml" xmlns:wp14="http://schemas.microsoft.com/office/word/2010/wordprocessingDrawing" xmlns:wp="http://schemas.openxmlformats.org/drawingml/2006/wordprocessingDrawing" xmlns:w10="urn:schemas-microsoft-com:office:word" xmlns:w="http://schemas.openxmlformats.org/wordprocessingml/2006/main" xmlns:w14="http://schemas.microsoft.com/office/word/2010/wordml" xmlns:w15="http://schemas.microsoft.com/office/word/2012/wordml" xmlns:w16cex="http://schemas.microsoft.com/office/word/2018/wordml/cex" xmlns:w16cid="http://schemas.microsoft.com/office/word/2016/wordml/cid" xmlns:w16="http://schemas.microsoft.com/office/word/2018/wordml" xmlns:w16se="http://schemas.microsoft.com/office/word/2015/wordml/symex" xmlns:wpg="http://schemas.microsoft.com/office/word/2010/wordprocessingGroup" xmlns:wpi="http://schemas.microsoft.com/office/word/2010/wordprocessingInk" xmlns:wne="http://schemas.microsoft.com/office/word/2006/wordml" xmlns:wps="http://schemas.microsoft.com/office/word/2010/wordprocessingShape" mc:Ignorable="w14 w15 w16se w16cid w16 w16cex wp14">
+<w:document xmlns:wpc="http://schemas.microsoft.com/office/word/2010/wordprocessingCanvas" xmlns:cx="http://schemas.microsoft.com/office/drawing/2014/chartex" xmlns:mc="http://schemas.openxmlformats.org/markup-compatibility/2006" xmlns:o="urn:schemas-microsoft-com:office:office" xmlns:r="http://schemas.openxmlformats.org/officeDocument/2006/relationships" xmlns:m="http://schemas.openxmlformats.org/officeDocument/2006/math" xmlns:v="urn:schemas-microsoft-com:vml" xmlns:wp14="http://schemas.microsoft.com/office/word/2010/wordprocessingDrawing" xmlns:wp="http://schemas.openxmlformats.org/drawingml/2006/wordprocessingDrawing" xmlns:w10="urn:schemas-microsoft-com:office:word" xmlns:w="http://schemas.openxmlformats.org/wordprocessingml/2006/main" xmlns:w14="http://schemas.microsoft.com/office/word/2010/wordml" xmlns:w15="http://schemas.microsoft.com/office/word/2012/wordml" xmlns:w16se="http://schemas.microsoft.com/office/word/2015/wordml/symex" xmlns:wpg="http://schemas.microsoft.com/office/word/2010/wordprocessingGroup" xmlns:wpi="http://schemas.microsoft.com/office/word/2010/wordprocessingInk" xmlns:wne="http://schemas.microsoft.com/office/word/2006/wordml" xmlns:wps="http://schemas.microsoft.com/office/word/2010/wordprocessingShape" mc:Ignorable="w14 w15 w16se wp14">
   <w:body>
     <w:p>
       <w:pPr>
@@ -179,8 +179,13 @@
               <w:spacing w:after="0" w:line="240" w:lineRule="auto"/>
               <w:ind w:left="34"/>
             </w:pPr>
+            <w:proofErr w:type="spellStart"/>
             <w:r>
-              <w:t>Alexsander Sarmento</w:t>
+              <w:t>Alexsander</w:t>
+            </w:r>
+            <w:proofErr w:type="spellEnd"/>
+            <w:r>
+              <w:t xml:space="preserve"> Sarmento</w:t>
             </w:r>
           </w:p>
         </w:tc>
@@ -208,6 +213,12 @@
               <w:ind w:left="0"/>
               <w:jc w:val="center"/>
             </w:pPr>
+            <w:r>
+              <w:t>19</w:t>
+            </w:r>
+            <w:r>
+              <w:t>/06/2020</w:t>
+            </w:r>
           </w:p>
         </w:tc>
         <w:tc>
@@ -230,6 +241,9 @@
             <w:r>
               <w:t xml:space="preserve"> </w:t>
             </w:r>
+            <w:r>
+              <w:t xml:space="preserve">Alteração do fluxo principal </w:t>
+            </w:r>
           </w:p>
         </w:tc>
         <w:tc>
@@ -249,6 +263,14 @@
               <w:spacing w:after="0" w:line="240" w:lineRule="auto"/>
               <w:ind w:left="0"/>
             </w:pPr>
+            <w:r>
+              <w:t>Vinicius de Souza M</w:t>
+            </w:r>
+            <w:bookmarkStart w:id="1" w:name="_GoBack"/>
+            <w:bookmarkEnd w:id="1"/>
+            <w:r>
+              <w:t>.</w:t>
+            </w:r>
           </w:p>
         </w:tc>
       </w:tr>
@@ -298,6 +320,10 @@
         <w:jc w:val="both"/>
       </w:pPr>
       <w:r>
+        <w:rPr>
+          <w:noProof/>
+          <w:lang w:eastAsia="pt-BR" w:bidi="ar-SA"/>
+        </w:rPr>
         <w:drawing>
           <wp:inline distT="0" distB="0" distL="0" distR="0" wp14:anchorId="0DC69EA9" wp14:editId="5DA67FE2">
             <wp:extent cx="6480810" cy="3611245"/>
@@ -409,7 +435,10 @@
         <w:ind w:left="283" w:hanging="283"/>
       </w:pPr>
       <w:r>
-        <w:t>Fluxo Incluir</w:t>
+        <w:t xml:space="preserve">Fluxo </w:t>
+      </w:r>
+      <w:r>
+        <w:t>login</w:t>
       </w:r>
     </w:p>
     <w:p>
@@ -422,7 +451,10 @@
         <w:spacing w:after="0" w:line="240" w:lineRule="auto"/>
       </w:pPr>
       <w:r>
-        <w:t>Usuário deseja incluir novo valor para uma competência de um indicador</w:t>
+        <w:t xml:space="preserve">Usuário deseja </w:t>
+      </w:r>
+      <w:r>
+        <w:t>realizar o login</w:t>
       </w:r>
     </w:p>
     <w:p>
@@ -434,10 +466,13 @@
         </w:numPr>
         <w:spacing w:after="0" w:line="240" w:lineRule="auto"/>
       </w:pPr>
-      <w:bookmarkStart w:id="1" w:name="_heading=h.30j0zll"/>
-      <w:bookmarkEnd w:id="1"/>
-      <w:r>
-        <w:t>Sistema permite a inclusão dos dados (RN2, RN3, RN4)</w:t>
+      <w:bookmarkStart w:id="2" w:name="_heading=h.30j0zll"/>
+      <w:bookmarkEnd w:id="2"/>
+      <w:r>
+        <w:t xml:space="preserve">Sistema permite </w:t>
+      </w:r>
+      <w:r>
+        <w:t>a inserção dos dados (usuário, senha)</w:t>
       </w:r>
     </w:p>
     <w:p>
@@ -450,7 +485,10 @@
         <w:spacing w:after="0" w:line="240" w:lineRule="auto"/>
       </w:pPr>
       <w:r>
-        <w:t>Usuário confirma ação de inclusão</w:t>
+        <w:t xml:space="preserve">Usuário confirma </w:t>
+      </w:r>
+      <w:r>
+        <w:t>insere os dados</w:t>
       </w:r>
     </w:p>
     <w:p>
@@ -463,6 +501,126 @@
         <w:spacing w:after="0" w:line="240" w:lineRule="auto"/>
       </w:pPr>
       <w:r>
+        <w:t>Sistema</w:t>
+      </w:r>
+      <w:r>
+        <w:t xml:space="preserve"> verifica se os dados já foram cadastrados</w:t>
+      </w:r>
+    </w:p>
+    <w:p>
+      <w:pPr>
+        <w:pStyle w:val="LO-normal"/>
+        <w:numPr>
+          <w:ilvl w:val="0"/>
+          <w:numId w:val="10"/>
+        </w:numPr>
+        <w:spacing w:after="0" w:line="240" w:lineRule="auto"/>
+      </w:pPr>
+      <w:r>
+        <w:t>Sistema</w:t>
+      </w:r>
+      <w:r>
+        <w:t xml:space="preserve"> retorna mensagem de sucesso</w:t>
+      </w:r>
+    </w:p>
+    <w:p>
+      <w:pPr>
+        <w:pStyle w:val="LO-normal"/>
+        <w:numPr>
+          <w:ilvl w:val="0"/>
+          <w:numId w:val="10"/>
+        </w:numPr>
+        <w:spacing w:after="0" w:line="240" w:lineRule="auto"/>
+      </w:pPr>
+      <w:r>
+        <w:t>Fim</w:t>
+      </w:r>
+    </w:p>
+    <w:p>
+      <w:pPr>
+        <w:pStyle w:val="LO-normal"/>
+        <w:spacing w:after="0" w:line="240" w:lineRule="auto"/>
+      </w:pPr>
+    </w:p>
+    <w:p>
+      <w:pPr>
+        <w:pStyle w:val="LO-normal"/>
+        <w:spacing w:after="0" w:line="240" w:lineRule="auto"/>
+      </w:pPr>
+    </w:p>
+    <w:p>
+      <w:pPr>
+        <w:pStyle w:val="LO-normal"/>
+        <w:spacing w:after="0" w:line="240" w:lineRule="auto"/>
+        <w:ind w:left="0"/>
+      </w:pPr>
+      <w:r>
+        <w:lastRenderedPageBreak/>
+        <w:t>B) Fluxo registrar novo cliente</w:t>
+      </w:r>
+    </w:p>
+    <w:p>
+      <w:pPr>
+        <w:pStyle w:val="LO-normal"/>
+        <w:numPr>
+          <w:ilvl w:val="0"/>
+          <w:numId w:val="13"/>
+        </w:numPr>
+        <w:spacing w:after="0" w:line="240" w:lineRule="auto"/>
+      </w:pPr>
+      <w:r>
+        <w:t>Usuário clica em ‘registrar’</w:t>
+      </w:r>
+    </w:p>
+    <w:p>
+      <w:pPr>
+        <w:pStyle w:val="LO-normal"/>
+        <w:numPr>
+          <w:ilvl w:val="0"/>
+          <w:numId w:val="13"/>
+        </w:numPr>
+        <w:spacing w:after="0" w:line="240" w:lineRule="auto"/>
+      </w:pPr>
+      <w:r>
+        <w:t>Sistema abre a janela de registro de clientes</w:t>
+      </w:r>
+    </w:p>
+    <w:p>
+      <w:pPr>
+        <w:pStyle w:val="LO-normal"/>
+        <w:numPr>
+          <w:ilvl w:val="0"/>
+          <w:numId w:val="13"/>
+        </w:numPr>
+        <w:spacing w:after="0" w:line="240" w:lineRule="auto"/>
+      </w:pPr>
+      <w:r>
+        <w:t>Usuário insere os dados do cliente</w:t>
+      </w:r>
+    </w:p>
+    <w:p>
+      <w:pPr>
+        <w:pStyle w:val="LO-normal"/>
+        <w:numPr>
+          <w:ilvl w:val="0"/>
+          <w:numId w:val="13"/>
+        </w:numPr>
+        <w:spacing w:after="0" w:line="240" w:lineRule="auto"/>
+      </w:pPr>
+      <w:r>
+        <w:t>Sistema verifica se os dados já foram cadastrados</w:t>
+      </w:r>
+    </w:p>
+    <w:p>
+      <w:pPr>
+        <w:pStyle w:val="LO-normal"/>
+        <w:numPr>
+          <w:ilvl w:val="0"/>
+          <w:numId w:val="13"/>
+        </w:numPr>
+        <w:spacing w:after="0" w:line="240" w:lineRule="auto"/>
+      </w:pPr>
+      <w:r>
         <w:t>Sistema retorna mensagem de sucesso</w:t>
       </w:r>
     </w:p>
@@ -471,24 +629,82 @@
         <w:pStyle w:val="LO-normal"/>
         <w:numPr>
           <w:ilvl w:val="0"/>
-          <w:numId w:val="10"/>
-        </w:numPr>
-        <w:spacing w:after="0" w:line="240" w:lineRule="auto"/>
-      </w:pPr>
-      <w:r>
-        <w:t>fim</w:t>
-      </w:r>
-    </w:p>
-    <w:p>
-      <w:pPr>
-        <w:pStyle w:val="LO-normal"/>
+          <w:numId w:val="13"/>
+        </w:numPr>
+        <w:spacing w:after="0" w:line="240" w:lineRule="auto"/>
+      </w:pPr>
+      <w:r>
+        <w:t>Fim</w:t>
+      </w:r>
+    </w:p>
+    <w:p>
+      <w:pPr>
+        <w:pStyle w:val="LO-normal"/>
+        <w:spacing w:after="0" w:line="240" w:lineRule="auto"/>
         <w:ind w:left="0"/>
       </w:pPr>
       <w:r>
+        <w:t>C) fluxo sem registro</w:t>
+      </w:r>
+    </w:p>
+    <w:p>
+      <w:pPr>
+        <w:pStyle w:val="LO-normal"/>
+        <w:numPr>
+          <w:ilvl w:val="0"/>
+          <w:numId w:val="14"/>
+        </w:numPr>
+        <w:spacing w:after="0" w:line="240" w:lineRule="auto"/>
+      </w:pPr>
+      <w:r>
+        <w:t>Usuário clica em ‘procurar’</w:t>
+      </w:r>
+    </w:p>
+    <w:p>
+      <w:pPr>
+        <w:pStyle w:val="LO-normal"/>
+        <w:numPr>
+          <w:ilvl w:val="0"/>
+          <w:numId w:val="14"/>
+        </w:numPr>
+        <w:spacing w:after="0" w:line="240" w:lineRule="auto"/>
+      </w:pPr>
+      <w:r>
+        <w:t>Sistema abre a janela para clientes sem registro</w:t>
+      </w:r>
+    </w:p>
+    <w:p>
+      <w:pPr>
+        <w:pStyle w:val="LO-normal"/>
+        <w:numPr>
+          <w:ilvl w:val="0"/>
+          <w:numId w:val="14"/>
+        </w:numPr>
+        <w:spacing w:after="0" w:line="240" w:lineRule="auto"/>
+      </w:pPr>
+      <w:r>
+        <w:t>Fim</w:t>
+      </w:r>
+    </w:p>
+    <w:p>
+      <w:pPr>
+        <w:pStyle w:val="LO-normal"/>
+        <w:spacing w:after="0" w:line="240" w:lineRule="auto"/>
+        <w:rPr>
+          <w:u w:val="single"/>
+        </w:rPr>
+      </w:pPr>
+    </w:p>
+    <w:p>
+      <w:pPr>
+        <w:pStyle w:val="LO-normal"/>
+        <w:ind w:left="0"/>
+      </w:pPr>
+      <w:r>
         <w:rPr>
           <w:noProof/>
-        </w:rPr>
-        <w:lastRenderedPageBreak/>
+          <w:lang w:eastAsia="pt-BR" w:bidi="ar-SA"/>
+        </w:rPr>
         <w:drawing>
           <wp:inline distT="0" distB="0" distL="0" distR="0" wp14:anchorId="2B80E287" wp14:editId="0A7F14F6">
             <wp:extent cx="6482715" cy="6883400"/>
@@ -551,6 +767,7 @@
         </w:rPr>
       </w:pPr>
       <w:r>
+        <w:lastRenderedPageBreak/>
         <w:t>Fluxos Alternativos</w:t>
       </w:r>
     </w:p>
@@ -599,9 +816,11 @@
         </w:numPr>
         <w:spacing w:after="0" w:line="240" w:lineRule="auto"/>
       </w:pPr>
+      <w:proofErr w:type="gramStart"/>
       <w:r>
         <w:t>fim</w:t>
       </w:r>
+      <w:proofErr w:type="gramEnd"/>
     </w:p>
     <w:p>
       <w:pPr>
@@ -642,8 +861,13 @@
         </w:numPr>
         <w:spacing w:after="0" w:line="240" w:lineRule="auto"/>
       </w:pPr>
-      <w:r>
-        <w:t>Sistema Consulta os dados da Competência solicitada (RN2, RN3, RN4, RN7)</w:t>
+      <w:proofErr w:type="gramStart"/>
+      <w:r>
+        <w:t>Sistema Consulta</w:t>
+      </w:r>
+      <w:proofErr w:type="gramEnd"/>
+      <w:r>
+        <w:t xml:space="preserve"> os dados da Competência solicitada (RN2, RN3, RN4, RN7)</w:t>
       </w:r>
     </w:p>
     <w:p>
@@ -668,9 +892,11 @@
         </w:numPr>
         <w:spacing w:after="0" w:line="240" w:lineRule="auto"/>
       </w:pPr>
+      <w:proofErr w:type="gramStart"/>
       <w:r>
         <w:t>fim</w:t>
       </w:r>
+      <w:proofErr w:type="gramEnd"/>
     </w:p>
     <w:p>
       <w:pPr>
@@ -681,8 +907,8 @@
       <w:r>
         <w:rPr>
           <w:noProof/>
-        </w:rPr>
-        <w:lastRenderedPageBreak/>
+          <w:lang w:eastAsia="pt-BR" w:bidi="ar-SA"/>
+        </w:rPr>
         <w:drawing>
           <wp:inline distT="0" distB="0" distL="0" distR="0" wp14:anchorId="4853D285" wp14:editId="52C01826">
             <wp:extent cx="6482715" cy="6477000"/>
@@ -813,6 +1039,7 @@
         <w:rPr>
           <w:color w:val="000000"/>
         </w:rPr>
+        <w:lastRenderedPageBreak/>
         <w:t>Sistema apresenta os dados para o usuário</w:t>
       </w:r>
     </w:p>
@@ -910,12 +1137,14 @@
           <w:color w:val="000000"/>
         </w:rPr>
       </w:pPr>
+      <w:proofErr w:type="gramStart"/>
       <w:r>
         <w:rPr>
           <w:color w:val="000000"/>
         </w:rPr>
         <w:t>fim</w:t>
       </w:r>
+      <w:proofErr w:type="gramEnd"/>
     </w:p>
     <w:p>
       <w:pPr>
@@ -933,8 +1162,8 @@
       <w:r>
         <w:rPr>
           <w:noProof/>
-        </w:rPr>
-        <w:lastRenderedPageBreak/>
+          <w:lang w:eastAsia="pt-BR" w:bidi="ar-SA"/>
+        </w:rPr>
         <w:drawing>
           <wp:inline distT="0" distB="0" distL="0" distR="0" wp14:anchorId="2E6B4FDC" wp14:editId="65E36D88">
             <wp:extent cx="6482715" cy="6883400"/>
@@ -1083,6 +1312,7 @@
         <w:rPr>
           <w:color w:val="000000"/>
         </w:rPr>
+        <w:lastRenderedPageBreak/>
         <w:t>Sistema exclui os dados da competência do indicador selecionado</w:t>
       </w:r>
     </w:p>
@@ -1136,12 +1366,14 @@
           <w:color w:val="000000"/>
         </w:rPr>
       </w:pPr>
+      <w:proofErr w:type="gramStart"/>
       <w:r>
         <w:rPr>
           <w:color w:val="000000"/>
         </w:rPr>
         <w:t>fim</w:t>
       </w:r>
+      <w:proofErr w:type="gramEnd"/>
     </w:p>
     <w:p>
       <w:pPr>
@@ -1154,10 +1386,9 @@
         <w:pStyle w:val="Ttulo2"/>
         <w:shd w:val="clear" w:color="auto" w:fill="F2F2F2"/>
       </w:pPr>
-      <w:bookmarkStart w:id="2" w:name="_heading=h.krw8r5svckzp"/>
-      <w:bookmarkEnd w:id="2"/>
-      <w:r>
-        <w:lastRenderedPageBreak/>
+      <w:bookmarkStart w:id="3" w:name="_heading=h.krw8r5svckzp"/>
+      <w:bookmarkEnd w:id="3"/>
+      <w:r>
         <w:t>Fluxos de Exceção</w:t>
       </w:r>
     </w:p>
@@ -1180,8 +1411,13 @@
         </w:numPr>
         <w:spacing w:after="0" w:line="240" w:lineRule="auto"/>
       </w:pPr>
-      <w:r>
-        <w:t>usuário não possui permissão</w:t>
+      <w:proofErr w:type="gramStart"/>
+      <w:r>
+        <w:t>usuário</w:t>
+      </w:r>
+      <w:proofErr w:type="gramEnd"/>
+      <w:r>
+        <w:t xml:space="preserve"> não possui permissão</w:t>
       </w:r>
     </w:p>
     <w:p>
@@ -1194,8 +1430,13 @@
         <w:spacing w:after="0" w:line="240" w:lineRule="auto"/>
       </w:pPr>
       <w:r>
-        <w:t>Sistema mostra mensagem “O usuário não possui permissão para esta funcionalidade.”</w:t>
-      </w:r>
+        <w:t xml:space="preserve">Sistema mostra mensagem “O usuário não possui permissão para esta </w:t>
+      </w:r>
+      <w:proofErr w:type="gramStart"/>
+      <w:r>
+        <w:t>funcionalidade.”</w:t>
+      </w:r>
+      <w:proofErr w:type="gramEnd"/>
     </w:p>
     <w:p>
       <w:pPr>
@@ -1206,9 +1447,11 @@
         </w:numPr>
         <w:spacing w:after="0" w:line="240" w:lineRule="auto"/>
       </w:pPr>
+      <w:proofErr w:type="gramStart"/>
       <w:r>
         <w:t>fim</w:t>
       </w:r>
+      <w:proofErr w:type="gramEnd"/>
     </w:p>
     <w:p>
       <w:pPr>
@@ -1250,8 +1493,13 @@
         <w:spacing w:after="0" w:line="240" w:lineRule="auto"/>
       </w:pPr>
       <w:r>
-        <w:t>Sistema mostra mensagem “O grupo do usuário não possui indicadores para incluir.”</w:t>
-      </w:r>
+        <w:t xml:space="preserve">Sistema mostra mensagem “O grupo do usuário não possui indicadores para </w:t>
+      </w:r>
+      <w:proofErr w:type="gramStart"/>
+      <w:r>
+        <w:t>incluir.”</w:t>
+      </w:r>
+      <w:proofErr w:type="gramEnd"/>
     </w:p>
     <w:p>
       <w:pPr>
@@ -1262,9 +1510,11 @@
         </w:numPr>
         <w:spacing w:after="0" w:line="240" w:lineRule="auto"/>
       </w:pPr>
+      <w:proofErr w:type="gramStart"/>
       <w:r>
         <w:t>fim</w:t>
       </w:r>
+      <w:proofErr w:type="gramEnd"/>
     </w:p>
     <w:p>
       <w:pPr>
@@ -1306,7 +1556,15 @@
         <w:spacing w:after="0" w:line="240" w:lineRule="auto"/>
       </w:pPr>
       <w:r>
-        <w:t>Sistema mostra mensagem “Esta competência já existe.” (RN8)</w:t>
+        <w:t xml:space="preserve">Sistema mostra mensagem “Esta competência já </w:t>
+      </w:r>
+      <w:proofErr w:type="gramStart"/>
+      <w:r>
+        <w:t>existe.”</w:t>
+      </w:r>
+      <w:proofErr w:type="gramEnd"/>
+      <w:r>
+        <w:t xml:space="preserve"> (RN8)</w:t>
       </w:r>
     </w:p>
     <w:p>
@@ -1318,9 +1576,11 @@
         </w:numPr>
         <w:spacing w:after="0" w:line="240" w:lineRule="auto"/>
       </w:pPr>
+      <w:proofErr w:type="gramStart"/>
       <w:r>
         <w:t>fim</w:t>
       </w:r>
+      <w:proofErr w:type="gramEnd"/>
     </w:p>
     <w:p>
       <w:pPr>
@@ -1374,8 +1634,13 @@
         <w:spacing w:after="0" w:line="240" w:lineRule="auto"/>
       </w:pPr>
       <w:r>
-        <w:t>Sistema retorna mensagem de erro “Competência do indicador não encontrada.”</w:t>
-      </w:r>
+        <w:t xml:space="preserve">Sistema retorna mensagem de erro “Competência do indicador não </w:t>
+      </w:r>
+      <w:proofErr w:type="gramStart"/>
+      <w:r>
+        <w:t>encontrada.”</w:t>
+      </w:r>
+      <w:proofErr w:type="gramEnd"/>
     </w:p>
     <w:p>
       <w:pPr>
@@ -1386,9 +1651,11 @@
         </w:numPr>
         <w:spacing w:after="0" w:line="240" w:lineRule="auto"/>
       </w:pPr>
+      <w:proofErr w:type="gramStart"/>
       <w:r>
         <w:t>fim</w:t>
       </w:r>
+      <w:proofErr w:type="gramEnd"/>
     </w:p>
     <w:p>
       <w:pPr>
@@ -1586,11 +1853,19 @@
           <w:color w:val="000000"/>
         </w:rPr>
       </w:pPr>
-      <w:r>
-        <w:rPr>
-          <w:color w:val="000000"/>
-        </w:rPr>
-        <w:t xml:space="preserve">registra mensagem de log de erro na tabela de erro do sistema com o indicador que apresentou problema </w:t>
+      <w:proofErr w:type="gramStart"/>
+      <w:r>
+        <w:rPr>
+          <w:color w:val="000000"/>
+        </w:rPr>
+        <w:t>registra</w:t>
+      </w:r>
+      <w:proofErr w:type="gramEnd"/>
+      <w:r>
+        <w:rPr>
+          <w:color w:val="000000"/>
+        </w:rPr>
+        <w:t xml:space="preserve"> mensagem de log de erro na tabela de erro do sistema com o indicador que apresentou problema </w:t>
       </w:r>
     </w:p>
     <w:p>
@@ -1663,11 +1938,19 @@
           <w:color w:val="000000"/>
         </w:rPr>
       </w:pPr>
-      <w:r>
-        <w:rPr>
-          <w:color w:val="000000"/>
-        </w:rPr>
-        <w:t>registra mensagem de log de erro na tabela de erro do sistema com o indicador que apresentou problema</w:t>
+      <w:proofErr w:type="gramStart"/>
+      <w:r>
+        <w:rPr>
+          <w:color w:val="000000"/>
+        </w:rPr>
+        <w:t>registra</w:t>
+      </w:r>
+      <w:proofErr w:type="gramEnd"/>
+      <w:r>
+        <w:rPr>
+          <w:color w:val="000000"/>
+        </w:rPr>
+        <w:t xml:space="preserve"> mensagem de log de erro na tabela de erro do sistema com o indicador que apresentou problema</w:t>
       </w:r>
     </w:p>
     <w:p>
@@ -1712,7 +1995,7 @@
 </file>
 
 <file path=word/numbering.xml><?xml version="1.0" encoding="utf-8"?>
-<w:numbering xmlns:wpc="http://schemas.microsoft.com/office/word/2010/wordprocessingCanvas" xmlns:cx="http://schemas.microsoft.com/office/drawing/2014/chartex" xmlns:cx1="http://schemas.microsoft.com/office/drawing/2015/9/8/chartex" xmlns:cx2="http://schemas.microsoft.com/office/drawing/2015/10/21/chartex" xmlns:cx3="http://schemas.microsoft.com/office/drawing/2016/5/9/chartex" xmlns:cx4="http://schemas.microsoft.com/office/drawing/2016/5/10/chartex" xmlns:cx5="http://schemas.microsoft.com/office/drawing/2016/5/11/chartex" xmlns:cx6="http://schemas.microsoft.com/office/drawing/2016/5/12/chartex" xmlns:cx7="http://schemas.microsoft.com/office/drawing/2016/5/13/chartex" xmlns:cx8="http://schemas.microsoft.com/office/drawing/2016/5/14/chartex" xmlns:mc="http://schemas.openxmlformats.org/markup-compatibility/2006" xmlns:aink="http://schemas.microsoft.com/office/drawing/2016/ink" xmlns:am3d="http://schemas.microsoft.com/office/drawing/2017/model3d" xmlns:o="urn:schemas-microsoft-com:office:office" xmlns:r="http://schemas.openxmlformats.org/officeDocument/2006/relationships" xmlns:m="http://schemas.openxmlformats.org/officeDocument/2006/math" xmlns:v="urn:schemas-microsoft-com:vml" xmlns:wp14="http://schemas.microsoft.com/office/word/2010/wordprocessingDrawing" xmlns:wp="http://schemas.openxmlformats.org/drawingml/2006/wordprocessingDrawing" xmlns:w10="urn:schemas-microsoft-com:office:word" xmlns:w="http://schemas.openxmlformats.org/wordprocessingml/2006/main" xmlns:w14="http://schemas.microsoft.com/office/word/2010/wordml" xmlns:w15="http://schemas.microsoft.com/office/word/2012/wordml" xmlns:w16cex="http://schemas.microsoft.com/office/word/2018/wordml/cex" xmlns:w16cid="http://schemas.microsoft.com/office/word/2016/wordml/cid" xmlns:w16="http://schemas.microsoft.com/office/word/2018/wordml" xmlns:w16se="http://schemas.microsoft.com/office/word/2015/wordml/symex" xmlns:wpg="http://schemas.microsoft.com/office/word/2010/wordprocessingGroup" xmlns:wpi="http://schemas.microsoft.com/office/word/2010/wordprocessingInk" xmlns:wne="http://schemas.microsoft.com/office/word/2006/wordml" xmlns:wps="http://schemas.microsoft.com/office/word/2010/wordprocessingShape" mc:Ignorable="w14 w15 w16se w16cid w16 w16cex wp14">
+<w:numbering xmlns:wpc="http://schemas.microsoft.com/office/word/2010/wordprocessingCanvas" xmlns:cx="http://schemas.microsoft.com/office/drawing/2014/chartex" xmlns:mc="http://schemas.openxmlformats.org/markup-compatibility/2006" xmlns:o="urn:schemas-microsoft-com:office:office" xmlns:r="http://schemas.openxmlformats.org/officeDocument/2006/relationships" xmlns:m="http://schemas.openxmlformats.org/officeDocument/2006/math" xmlns:v="urn:schemas-microsoft-com:vml" xmlns:wp14="http://schemas.microsoft.com/office/word/2010/wordprocessingDrawing" xmlns:wp="http://schemas.openxmlformats.org/drawingml/2006/wordprocessingDrawing" xmlns:w10="urn:schemas-microsoft-com:office:word" xmlns:w="http://schemas.openxmlformats.org/wordprocessingml/2006/main" xmlns:w14="http://schemas.microsoft.com/office/word/2010/wordml" xmlns:w15="http://schemas.microsoft.com/office/word/2012/wordml" xmlns:w16se="http://schemas.microsoft.com/office/word/2015/wordml/symex" xmlns:wpg="http://schemas.microsoft.com/office/word/2010/wordprocessingGroup" xmlns:wpi="http://schemas.microsoft.com/office/word/2010/wordprocessingInk" xmlns:wne="http://schemas.microsoft.com/office/word/2006/wordml" xmlns:wps="http://schemas.microsoft.com/office/word/2010/wordprocessingShape" mc:Ignorable="w14 w15 w16se wp14">
   <w:abstractNum w:abstractNumId="0" w15:restartNumberingAfterBreak="0">
     <w:nsid w:val="0A075BF9"/>
     <w:multiLevelType w:val="multilevel"/>
@@ -2402,6 +2685,92 @@
     </w:lvl>
   </w:abstractNum>
   <w:abstractNum w:abstractNumId="8" w15:restartNumberingAfterBreak="0">
+    <w:nsid w:val="625D461D"/>
+    <w:multiLevelType w:val="hybridMultilevel"/>
+    <w:tmpl w:val="0DDE549E"/>
+    <w:lvl w:ilvl="0" w:tplc="0416000F">
+      <w:start w:val="1"/>
+      <w:numFmt w:val="decimal"/>
+      <w:lvlText w:val="%1."/>
+      <w:lvlJc w:val="left"/>
+      <w:pPr>
+        <w:ind w:left="720" w:hanging="360"/>
+      </w:pPr>
+    </w:lvl>
+    <w:lvl w:ilvl="1" w:tplc="04160019" w:tentative="1">
+      <w:start w:val="1"/>
+      <w:numFmt w:val="lowerLetter"/>
+      <w:lvlText w:val="%2."/>
+      <w:lvlJc w:val="left"/>
+      <w:pPr>
+        <w:ind w:left="1440" w:hanging="360"/>
+      </w:pPr>
+    </w:lvl>
+    <w:lvl w:ilvl="2" w:tplc="0416001B" w:tentative="1">
+      <w:start w:val="1"/>
+      <w:numFmt w:val="lowerRoman"/>
+      <w:lvlText w:val="%3."/>
+      <w:lvlJc w:val="right"/>
+      <w:pPr>
+        <w:ind w:left="2160" w:hanging="180"/>
+      </w:pPr>
+    </w:lvl>
+    <w:lvl w:ilvl="3" w:tplc="0416000F" w:tentative="1">
+      <w:start w:val="1"/>
+      <w:numFmt w:val="decimal"/>
+      <w:lvlText w:val="%4."/>
+      <w:lvlJc w:val="left"/>
+      <w:pPr>
+        <w:ind w:left="2880" w:hanging="360"/>
+      </w:pPr>
+    </w:lvl>
+    <w:lvl w:ilvl="4" w:tplc="04160019" w:tentative="1">
+      <w:start w:val="1"/>
+      <w:numFmt w:val="lowerLetter"/>
+      <w:lvlText w:val="%5."/>
+      <w:lvlJc w:val="left"/>
+      <w:pPr>
+        <w:ind w:left="3600" w:hanging="360"/>
+      </w:pPr>
+    </w:lvl>
+    <w:lvl w:ilvl="5" w:tplc="0416001B" w:tentative="1">
+      <w:start w:val="1"/>
+      <w:numFmt w:val="lowerRoman"/>
+      <w:lvlText w:val="%6."/>
+      <w:lvlJc w:val="right"/>
+      <w:pPr>
+        <w:ind w:left="4320" w:hanging="180"/>
+      </w:pPr>
+    </w:lvl>
+    <w:lvl w:ilvl="6" w:tplc="0416000F" w:tentative="1">
+      <w:start w:val="1"/>
+      <w:numFmt w:val="decimal"/>
+      <w:lvlText w:val="%7."/>
+      <w:lvlJc w:val="left"/>
+      <w:pPr>
+        <w:ind w:left="5040" w:hanging="360"/>
+      </w:pPr>
+    </w:lvl>
+    <w:lvl w:ilvl="7" w:tplc="04160019" w:tentative="1">
+      <w:start w:val="1"/>
+      <w:numFmt w:val="lowerLetter"/>
+      <w:lvlText w:val="%8."/>
+      <w:lvlJc w:val="left"/>
+      <w:pPr>
+        <w:ind w:left="5760" w:hanging="360"/>
+      </w:pPr>
+    </w:lvl>
+    <w:lvl w:ilvl="8" w:tplc="0416001B" w:tentative="1">
+      <w:start w:val="1"/>
+      <w:numFmt w:val="lowerRoman"/>
+      <w:lvlText w:val="%9."/>
+      <w:lvlJc w:val="right"/>
+      <w:pPr>
+        <w:ind w:left="6480" w:hanging="180"/>
+      </w:pPr>
+    </w:lvl>
+  </w:abstractNum>
+  <w:abstractNum w:abstractNumId="9" w15:restartNumberingAfterBreak="0">
     <w:nsid w:val="644F67AE"/>
     <w:multiLevelType w:val="multilevel"/>
     <w:tmpl w:val="A6B02780"/>
@@ -2496,7 +2865,179 @@
       </w:pPr>
     </w:lvl>
   </w:abstractNum>
-  <w:abstractNum w:abstractNumId="9" w15:restartNumberingAfterBreak="0">
+  <w:abstractNum w:abstractNumId="10" w15:restartNumberingAfterBreak="0">
+    <w:nsid w:val="66146CC1"/>
+    <w:multiLevelType w:val="hybridMultilevel"/>
+    <w:tmpl w:val="CEF04998"/>
+    <w:lvl w:ilvl="0" w:tplc="0416000F">
+      <w:start w:val="1"/>
+      <w:numFmt w:val="decimal"/>
+      <w:lvlText w:val="%1."/>
+      <w:lvlJc w:val="left"/>
+      <w:pPr>
+        <w:ind w:left="1075" w:hanging="360"/>
+      </w:pPr>
+    </w:lvl>
+    <w:lvl w:ilvl="1" w:tplc="04160019" w:tentative="1">
+      <w:start w:val="1"/>
+      <w:numFmt w:val="lowerLetter"/>
+      <w:lvlText w:val="%2."/>
+      <w:lvlJc w:val="left"/>
+      <w:pPr>
+        <w:ind w:left="1795" w:hanging="360"/>
+      </w:pPr>
+    </w:lvl>
+    <w:lvl w:ilvl="2" w:tplc="0416001B" w:tentative="1">
+      <w:start w:val="1"/>
+      <w:numFmt w:val="lowerRoman"/>
+      <w:lvlText w:val="%3."/>
+      <w:lvlJc w:val="right"/>
+      <w:pPr>
+        <w:ind w:left="2515" w:hanging="180"/>
+      </w:pPr>
+    </w:lvl>
+    <w:lvl w:ilvl="3" w:tplc="0416000F" w:tentative="1">
+      <w:start w:val="1"/>
+      <w:numFmt w:val="decimal"/>
+      <w:lvlText w:val="%4."/>
+      <w:lvlJc w:val="left"/>
+      <w:pPr>
+        <w:ind w:left="3235" w:hanging="360"/>
+      </w:pPr>
+    </w:lvl>
+    <w:lvl w:ilvl="4" w:tplc="04160019" w:tentative="1">
+      <w:start w:val="1"/>
+      <w:numFmt w:val="lowerLetter"/>
+      <w:lvlText w:val="%5."/>
+      <w:lvlJc w:val="left"/>
+      <w:pPr>
+        <w:ind w:left="3955" w:hanging="360"/>
+      </w:pPr>
+    </w:lvl>
+    <w:lvl w:ilvl="5" w:tplc="0416001B" w:tentative="1">
+      <w:start w:val="1"/>
+      <w:numFmt w:val="lowerRoman"/>
+      <w:lvlText w:val="%6."/>
+      <w:lvlJc w:val="right"/>
+      <w:pPr>
+        <w:ind w:left="4675" w:hanging="180"/>
+      </w:pPr>
+    </w:lvl>
+    <w:lvl w:ilvl="6" w:tplc="0416000F" w:tentative="1">
+      <w:start w:val="1"/>
+      <w:numFmt w:val="decimal"/>
+      <w:lvlText w:val="%7."/>
+      <w:lvlJc w:val="left"/>
+      <w:pPr>
+        <w:ind w:left="5395" w:hanging="360"/>
+      </w:pPr>
+    </w:lvl>
+    <w:lvl w:ilvl="7" w:tplc="04160019" w:tentative="1">
+      <w:start w:val="1"/>
+      <w:numFmt w:val="lowerLetter"/>
+      <w:lvlText w:val="%8."/>
+      <w:lvlJc w:val="left"/>
+      <w:pPr>
+        <w:ind w:left="6115" w:hanging="360"/>
+      </w:pPr>
+    </w:lvl>
+    <w:lvl w:ilvl="8" w:tplc="0416001B" w:tentative="1">
+      <w:start w:val="1"/>
+      <w:numFmt w:val="lowerRoman"/>
+      <w:lvlText w:val="%9."/>
+      <w:lvlJc w:val="right"/>
+      <w:pPr>
+        <w:ind w:left="6835" w:hanging="180"/>
+      </w:pPr>
+    </w:lvl>
+  </w:abstractNum>
+  <w:abstractNum w:abstractNumId="11" w15:restartNumberingAfterBreak="0">
+    <w:nsid w:val="71B63329"/>
+    <w:multiLevelType w:val="hybridMultilevel"/>
+    <w:tmpl w:val="AED6BE7C"/>
+    <w:lvl w:ilvl="0" w:tplc="0416000F">
+      <w:start w:val="1"/>
+      <w:numFmt w:val="decimal"/>
+      <w:lvlText w:val="%1."/>
+      <w:lvlJc w:val="left"/>
+      <w:pPr>
+        <w:ind w:left="720" w:hanging="360"/>
+      </w:pPr>
+    </w:lvl>
+    <w:lvl w:ilvl="1" w:tplc="04160019" w:tentative="1">
+      <w:start w:val="1"/>
+      <w:numFmt w:val="lowerLetter"/>
+      <w:lvlText w:val="%2."/>
+      <w:lvlJc w:val="left"/>
+      <w:pPr>
+        <w:ind w:left="1440" w:hanging="360"/>
+      </w:pPr>
+    </w:lvl>
+    <w:lvl w:ilvl="2" w:tplc="0416001B" w:tentative="1">
+      <w:start w:val="1"/>
+      <w:numFmt w:val="lowerRoman"/>
+      <w:lvlText w:val="%3."/>
+      <w:lvlJc w:val="right"/>
+      <w:pPr>
+        <w:ind w:left="2160" w:hanging="180"/>
+      </w:pPr>
+    </w:lvl>
+    <w:lvl w:ilvl="3" w:tplc="0416000F" w:tentative="1">
+      <w:start w:val="1"/>
+      <w:numFmt w:val="decimal"/>
+      <w:lvlText w:val="%4."/>
+      <w:lvlJc w:val="left"/>
+      <w:pPr>
+        <w:ind w:left="2880" w:hanging="360"/>
+      </w:pPr>
+    </w:lvl>
+    <w:lvl w:ilvl="4" w:tplc="04160019" w:tentative="1">
+      <w:start w:val="1"/>
+      <w:numFmt w:val="lowerLetter"/>
+      <w:lvlText w:val="%5."/>
+      <w:lvlJc w:val="left"/>
+      <w:pPr>
+        <w:ind w:left="3600" w:hanging="360"/>
+      </w:pPr>
+    </w:lvl>
+    <w:lvl w:ilvl="5" w:tplc="0416001B" w:tentative="1">
+      <w:start w:val="1"/>
+      <w:numFmt w:val="lowerRoman"/>
+      <w:lvlText w:val="%6."/>
+      <w:lvlJc w:val="right"/>
+      <w:pPr>
+        <w:ind w:left="4320" w:hanging="180"/>
+      </w:pPr>
+    </w:lvl>
+    <w:lvl w:ilvl="6" w:tplc="0416000F" w:tentative="1">
+      <w:start w:val="1"/>
+      <w:numFmt w:val="decimal"/>
+      <w:lvlText w:val="%7."/>
+      <w:lvlJc w:val="left"/>
+      <w:pPr>
+        <w:ind w:left="5040" w:hanging="360"/>
+      </w:pPr>
+    </w:lvl>
+    <w:lvl w:ilvl="7" w:tplc="04160019" w:tentative="1">
+      <w:start w:val="1"/>
+      <w:numFmt w:val="lowerLetter"/>
+      <w:lvlText w:val="%8."/>
+      <w:lvlJc w:val="left"/>
+      <w:pPr>
+        <w:ind w:left="5760" w:hanging="360"/>
+      </w:pPr>
+    </w:lvl>
+    <w:lvl w:ilvl="8" w:tplc="0416001B" w:tentative="1">
+      <w:start w:val="1"/>
+      <w:numFmt w:val="lowerRoman"/>
+      <w:lvlText w:val="%9."/>
+      <w:lvlJc w:val="right"/>
+      <w:pPr>
+        <w:ind w:left="6480" w:hanging="180"/>
+      </w:pPr>
+    </w:lvl>
+  </w:abstractNum>
+  <w:abstractNum w:abstractNumId="12" w15:restartNumberingAfterBreak="0">
     <w:nsid w:val="73205197"/>
     <w:multiLevelType w:val="multilevel"/>
     <w:tmpl w:val="BF70D2AA"/>
@@ -2609,7 +3150,7 @@
       </w:rPr>
     </w:lvl>
   </w:abstractNum>
-  <w:abstractNum w:abstractNumId="10" w15:restartNumberingAfterBreak="0">
+  <w:abstractNum w:abstractNumId="13" w15:restartNumberingAfterBreak="0">
     <w:nsid w:val="7F9718F2"/>
     <w:multiLevelType w:val="multilevel"/>
     <w:tmpl w:val="55EA5812"/>
@@ -2732,7 +3273,7 @@
     <w:abstractNumId w:val="0"/>
   </w:num>
   <w:num w:numId="4">
-    <w:abstractNumId w:val="10"/>
+    <w:abstractNumId w:val="13"/>
   </w:num>
   <w:num w:numId="5">
     <w:abstractNumId w:val="3"/>
@@ -2747,19 +3288,28 @@
     <w:abstractNumId w:val="7"/>
   </w:num>
   <w:num w:numId="9">
-    <w:abstractNumId w:val="9"/>
+    <w:abstractNumId w:val="12"/>
   </w:num>
   <w:num w:numId="10">
     <w:abstractNumId w:val="4"/>
   </w:num>
   <w:num w:numId="11">
+    <w:abstractNumId w:val="9"/>
+  </w:num>
+  <w:num w:numId="12">
+    <w:abstractNumId w:val="10"/>
+  </w:num>
+  <w:num w:numId="13">
     <w:abstractNumId w:val="8"/>
+  </w:num>
+  <w:num w:numId="14">
+    <w:abstractNumId w:val="11"/>
   </w:num>
 </w:numbering>
 </file>
 
 <file path=word/styles.xml><?xml version="1.0" encoding="utf-8"?>
-<w:styles xmlns:mc="http://schemas.openxmlformats.org/markup-compatibility/2006" xmlns:r="http://schemas.openxmlformats.org/officeDocument/2006/relationships" xmlns:w="http://schemas.openxmlformats.org/wordprocessingml/2006/main" xmlns:w14="http://schemas.microsoft.com/office/word/2010/wordml" xmlns:w15="http://schemas.microsoft.com/office/word/2012/wordml" xmlns:w16cex="http://schemas.microsoft.com/office/word/2018/wordml/cex" xmlns:w16cid="http://schemas.microsoft.com/office/word/2016/wordml/cid" xmlns:w16="http://schemas.microsoft.com/office/word/2018/wordml" xmlns:w16se="http://schemas.microsoft.com/office/word/2015/wordml/symex" mc:Ignorable="w14 w15 w16se w16cid w16 w16cex">
+<w:styles xmlns:mc="http://schemas.openxmlformats.org/markup-compatibility/2006" xmlns:r="http://schemas.openxmlformats.org/officeDocument/2006/relationships" xmlns:w="http://schemas.openxmlformats.org/wordprocessingml/2006/main" xmlns:w14="http://schemas.microsoft.com/office/word/2010/wordml" xmlns:w15="http://schemas.microsoft.com/office/word/2012/wordml" xmlns:w16se="http://schemas.microsoft.com/office/word/2015/wordml/symex" mc:Ignorable="w14 w15 w16se">
   <w:docDefaults>
     <w:rPrDefault>
       <w:rPr>
@@ -2770,7 +3320,7 @@
     </w:rPrDefault>
     <w:pPrDefault/>
   </w:docDefaults>
-  <w:latentStyles w:defLockedState="0" w:defUIPriority="99" w:defSemiHidden="0" w:defUnhideWhenUsed="0" w:defQFormat="0" w:count="376">
+  <w:latentStyles w:defLockedState="0" w:defUIPriority="99" w:defSemiHidden="0" w:defUnhideWhenUsed="0" w:defQFormat="0" w:count="371">
     <w:lsdException w:name="Normal" w:uiPriority="0" w:qFormat="1"/>
     <w:lsdException w:name="heading 1" w:uiPriority="9" w:qFormat="1"/>
     <w:lsdException w:name="heading 2" w:semiHidden="1" w:uiPriority="9" w:unhideWhenUsed="1" w:qFormat="1"/>
@@ -3142,11 +3692,6 @@
     <w:lsdException w:name="List Table 5 Dark Accent 6" w:uiPriority="50"/>
     <w:lsdException w:name="List Table 6 Colorful Accent 6" w:uiPriority="51"/>
     <w:lsdException w:name="List Table 7 Colorful Accent 6" w:uiPriority="52"/>
-    <w:lsdException w:name="Mention" w:semiHidden="1" w:unhideWhenUsed="1"/>
-    <w:lsdException w:name="Smart Hyperlink" w:semiHidden="1" w:unhideWhenUsed="1"/>
-    <w:lsdException w:name="Hashtag" w:semiHidden="1" w:unhideWhenUsed="1"/>
-    <w:lsdException w:name="Unresolved Mention" w:semiHidden="1" w:unhideWhenUsed="1"/>
-    <w:lsdException w:name="Smart Link" w:semiHidden="1" w:unhideWhenUsed="1"/>
   </w:latentStyles>
   <w:style w:type="paragraph" w:default="1" w:styleId="Normal">
     <w:name w:val="Normal"/>
